--- a/cp2025-source-program-tahunan-pai-kelas-vii.docx
+++ b/cp2025-source-program-tahunan-pai-kelas-vii.docx
@@ -73,677 +73,6 @@
         </w:rPr>
       </w:r>
     </w:p>
-    <w:tbl>
-      <w:tblPr>
-        <w:tblStyle w:val="Table1"/>
-        <w:tblW w:w="9638.0" w:type="dxa"/>
-        <w:jc w:val="left"/>
-        <w:tblBorders>
-          <w:top w:color="000000" w:space="0" w:sz="4" w:val="single"/>
-          <w:left w:color="000000" w:space="0" w:sz="4" w:val="single"/>
-          <w:bottom w:color="000000" w:space="0" w:sz="4" w:val="single"/>
-          <w:right w:color="000000" w:space="0" w:sz="4" w:val="single"/>
-          <w:insideH w:color="000000" w:space="0" w:sz="4" w:val="single"/>
-          <w:insideV w:color="000000" w:space="0" w:sz="4" w:val="single"/>
-        </w:tblBorders>
-        <w:tblLayout w:type="fixed"/>
-        <w:tblLook w:val="0000"/>
-      </w:tblPr>
-      <w:tblGrid>
-        <w:gridCol w:w="2900"/>
-        <w:gridCol w:w="300"/>
-        <w:gridCol w:w="6438"/>
-        <w:tblGridChange w:id="0">
-          <w:tblGrid>
-            <w:gridCol w:w="2900"/>
-            <w:gridCol w:w="300"/>
-            <w:gridCol w:w="6438"/>
-          </w:tblGrid>
-        </w:tblGridChange>
-      </w:tblGrid>
-      <w:tr>
-        <w:trPr>
-          <w:cantSplit w:val="0"/>
-          <w:tblHeader w:val="0"/>
-        </w:trPr>
-        <w:tc>
-          <w:tcPr>
-            <w:tcBorders>
-              <w:top w:color="000000" w:space="0" w:sz="0" w:val="nil"/>
-              <w:left w:color="000000" w:space="0" w:sz="0" w:val="nil"/>
-              <w:bottom w:color="000000" w:space="0" w:sz="0" w:val="nil"/>
-              <w:right w:color="000000" w:space="0" w:sz="0" w:val="nil"/>
-            </w:tcBorders>
-            <w:tcMar>
-              <w:top w:w="40.0" w:type="dxa"/>
-              <w:left w:w="0.0" w:type="dxa"/>
-              <w:bottom w:w="40.0" w:type="dxa"/>
-              <w:right w:w="0.0" w:type="dxa"/>
-            </w:tcMar>
-          </w:tcPr>
-          <w:p>
-            <w:pPr>
-              <w:rPr/>
-            </w:pPr>
-            <w:r>
-              <w:rPr>
-                <w:rFonts w:ascii="Arial" w:cs="Arial" w:eastAsia="Arial" w:hAnsi="Arial"/>
-                <w:b w:val="1"/>
-                <w:bCs w:val="1"/>
-                <w:rtl w:val="0"/>
-              </w:rPr>
-              <w:t xml:space="preserve">Satuan Pendidikan</w:t>
-            </w:r>
-            <w:r>
-              <w:rPr>
-                <w:rtl w:val="0"/>
-              </w:rPr>
-            </w:r>
-          </w:p>
-        </w:tc>
-        <w:tc>
-          <w:tcPr>
-            <w:tcBorders>
-              <w:top w:color="000000" w:space="0" w:sz="0" w:val="nil"/>
-              <w:left w:color="000000" w:space="0" w:sz="0" w:val="nil"/>
-              <w:bottom w:color="000000" w:space="0" w:sz="0" w:val="nil"/>
-              <w:right w:color="000000" w:space="0" w:sz="0" w:val="nil"/>
-            </w:tcBorders>
-            <w:tcMar>
-              <w:top w:w="40.0" w:type="dxa"/>
-              <w:left w:w="0.0" w:type="dxa"/>
-              <w:bottom w:w="40.0" w:type="dxa"/>
-              <w:right w:w="0.0" w:type="dxa"/>
-            </w:tcMar>
-          </w:tcPr>
-          <w:p>
-            <w:pPr>
-              <w:rPr/>
-            </w:pPr>
-            <w:r>
-              <w:rPr>
-                <w:rFonts w:ascii="Arial" w:cs="Arial" w:eastAsia="Arial" w:hAnsi="Arial"/>
-                <w:rtl w:val="0"/>
-              </w:rPr>
-              <w:t xml:space="preserve">:</w:t>
-            </w:r>
-            <w:r>
-              <w:rPr>
-                <w:rtl w:val="0"/>
-              </w:rPr>
-            </w:r>
-          </w:p>
-        </w:tc>
-        <w:tc>
-          <w:tcPr>
-            <w:tcBorders>
-              <w:top w:color="000000" w:space="0" w:sz="0" w:val="nil"/>
-              <w:left w:color="000000" w:space="0" w:sz="0" w:val="nil"/>
-              <w:bottom w:color="000000" w:space="0" w:sz="0" w:val="nil"/>
-              <w:right w:color="000000" w:space="0" w:sz="0" w:val="nil"/>
-            </w:tcBorders>
-            <w:tcMar>
-              <w:top w:w="40.0" w:type="dxa"/>
-              <w:left w:w="0.0" w:type="dxa"/>
-              <w:bottom w:w="40.0" w:type="dxa"/>
-              <w:right w:w="0.0" w:type="dxa"/>
-            </w:tcMar>
-          </w:tcPr>
-          <w:p>
-            <w:pPr>
-              <w:rPr/>
-            </w:pPr>
-            <w:r>
-              <w:rPr>
-                <w:rFonts w:ascii="Arial" w:cs="Arial" w:eastAsia="Arial" w:hAnsi="Arial"/>
-                <w:rtl w:val="0"/>
-              </w:rPr>
-              <w:t xml:space="preserve">SMP Negeri 1 Kebonagung</w:t>
-            </w:r>
-            <w:r>
-              <w:rPr>
-                <w:rtl w:val="0"/>
-              </w:rPr>
-            </w:r>
-          </w:p>
-        </w:tc>
-      </w:tr>
-      <w:tr>
-        <w:trPr>
-          <w:cantSplit w:val="0"/>
-          <w:tblHeader w:val="0"/>
-        </w:trPr>
-        <w:tc>
-          <w:tcPr>
-            <w:tcBorders>
-              <w:top w:color="000000" w:space="0" w:sz="0" w:val="nil"/>
-              <w:left w:color="000000" w:space="0" w:sz="0" w:val="nil"/>
-              <w:bottom w:color="000000" w:space="0" w:sz="0" w:val="nil"/>
-              <w:right w:color="000000" w:space="0" w:sz="0" w:val="nil"/>
-            </w:tcBorders>
-            <w:tcMar>
-              <w:top w:w="40.0" w:type="dxa"/>
-              <w:left w:w="0.0" w:type="dxa"/>
-              <w:bottom w:w="40.0" w:type="dxa"/>
-              <w:right w:w="0.0" w:type="dxa"/>
-            </w:tcMar>
-          </w:tcPr>
-          <w:p>
-            <w:pPr>
-              <w:rPr/>
-            </w:pPr>
-            <w:r>
-              <w:rPr>
-                <w:rFonts w:ascii="Arial" w:cs="Arial" w:eastAsia="Arial" w:hAnsi="Arial"/>
-                <w:b w:val="1"/>
-                <w:bCs w:val="1"/>
-                <w:rtl w:val="0"/>
-              </w:rPr>
-              <w:t xml:space="preserve">Mata Pelajaran</w:t>
-            </w:r>
-            <w:r>
-              <w:rPr>
-                <w:rtl w:val="0"/>
-              </w:rPr>
-            </w:r>
-          </w:p>
-        </w:tc>
-        <w:tc>
-          <w:tcPr>
-            <w:tcBorders>
-              <w:top w:color="000000" w:space="0" w:sz="0" w:val="nil"/>
-              <w:left w:color="000000" w:space="0" w:sz="0" w:val="nil"/>
-              <w:bottom w:color="000000" w:space="0" w:sz="0" w:val="nil"/>
-              <w:right w:color="000000" w:space="0" w:sz="0" w:val="nil"/>
-            </w:tcBorders>
-            <w:tcMar>
-              <w:top w:w="40.0" w:type="dxa"/>
-              <w:left w:w="0.0" w:type="dxa"/>
-              <w:bottom w:w="40.0" w:type="dxa"/>
-              <w:right w:w="0.0" w:type="dxa"/>
-            </w:tcMar>
-          </w:tcPr>
-          <w:p>
-            <w:pPr>
-              <w:rPr/>
-            </w:pPr>
-            <w:r>
-              <w:rPr>
-                <w:rFonts w:ascii="Arial" w:cs="Arial" w:eastAsia="Arial" w:hAnsi="Arial"/>
-                <w:rtl w:val="0"/>
-              </w:rPr>
-              <w:t xml:space="preserve">:</w:t>
-            </w:r>
-            <w:r>
-              <w:rPr>
-                <w:rtl w:val="0"/>
-              </w:rPr>
-            </w:r>
-          </w:p>
-        </w:tc>
-        <w:tc>
-          <w:tcPr>
-            <w:tcBorders>
-              <w:top w:color="000000" w:space="0" w:sz="0" w:val="nil"/>
-              <w:left w:color="000000" w:space="0" w:sz="0" w:val="nil"/>
-              <w:bottom w:color="000000" w:space="0" w:sz="0" w:val="nil"/>
-              <w:right w:color="000000" w:space="0" w:sz="0" w:val="nil"/>
-            </w:tcBorders>
-            <w:tcMar>
-              <w:top w:w="40.0" w:type="dxa"/>
-              <w:left w:w="0.0" w:type="dxa"/>
-              <w:bottom w:w="40.0" w:type="dxa"/>
-              <w:right w:w="0.0" w:type="dxa"/>
-            </w:tcMar>
-          </w:tcPr>
-          <w:p>
-            <w:pPr>
-              <w:rPr/>
-            </w:pPr>
-            <w:r>
-              <w:rPr>
-                <w:rFonts w:ascii="Arial" w:cs="Arial" w:eastAsia="Arial" w:hAnsi="Arial"/>
-                <w:rtl w:val="0"/>
-              </w:rPr>
-              <w:t xml:space="preserve">Pendidikan Agama Islam dan Budi Pekerti</w:t>
-            </w:r>
-            <w:r>
-              <w:rPr>
-                <w:rtl w:val="0"/>
-              </w:rPr>
-            </w:r>
-          </w:p>
-        </w:tc>
-      </w:tr>
-      <w:tr>
-        <w:trPr>
-          <w:cantSplit w:val="0"/>
-          <w:tblHeader w:val="0"/>
-        </w:trPr>
-        <w:tc>
-          <w:tcPr>
-            <w:tcBorders>
-              <w:top w:color="000000" w:space="0" w:sz="0" w:val="nil"/>
-              <w:left w:color="000000" w:space="0" w:sz="0" w:val="nil"/>
-              <w:bottom w:color="000000" w:space="0" w:sz="0" w:val="nil"/>
-              <w:right w:color="000000" w:space="0" w:sz="0" w:val="nil"/>
-            </w:tcBorders>
-            <w:tcMar>
-              <w:top w:w="40.0" w:type="dxa"/>
-              <w:left w:w="0.0" w:type="dxa"/>
-              <w:bottom w:w="40.0" w:type="dxa"/>
-              <w:right w:w="0.0" w:type="dxa"/>
-            </w:tcMar>
-          </w:tcPr>
-          <w:p>
-            <w:pPr>
-              <w:rPr/>
-            </w:pPr>
-            <w:r>
-              <w:rPr>
-                <w:rFonts w:ascii="Arial" w:cs="Arial" w:eastAsia="Arial" w:hAnsi="Arial"/>
-                <w:b w:val="1"/>
-                <w:bCs w:val="1"/>
-                <w:rtl w:val="0"/>
-              </w:rPr>
-              <w:t xml:space="preserve">Kelas / Fase</w:t>
-            </w:r>
-            <w:r>
-              <w:rPr>
-                <w:rtl w:val="0"/>
-              </w:rPr>
-            </w:r>
-          </w:p>
-        </w:tc>
-        <w:tc>
-          <w:tcPr>
-            <w:tcBorders>
-              <w:top w:color="000000" w:space="0" w:sz="0" w:val="nil"/>
-              <w:left w:color="000000" w:space="0" w:sz="0" w:val="nil"/>
-              <w:bottom w:color="000000" w:space="0" w:sz="0" w:val="nil"/>
-              <w:right w:color="000000" w:space="0" w:sz="0" w:val="nil"/>
-            </w:tcBorders>
-            <w:tcMar>
-              <w:top w:w="40.0" w:type="dxa"/>
-              <w:left w:w="0.0" w:type="dxa"/>
-              <w:bottom w:w="40.0" w:type="dxa"/>
-              <w:right w:w="0.0" w:type="dxa"/>
-            </w:tcMar>
-          </w:tcPr>
-          <w:p>
-            <w:pPr>
-              <w:rPr/>
-            </w:pPr>
-            <w:r>
-              <w:rPr>
-                <w:rFonts w:ascii="Arial" w:cs="Arial" w:eastAsia="Arial" w:hAnsi="Arial"/>
-                <w:rtl w:val="0"/>
-              </w:rPr>
-              <w:t xml:space="preserve">:</w:t>
-            </w:r>
-            <w:r>
-              <w:rPr>
-                <w:rtl w:val="0"/>
-              </w:rPr>
-            </w:r>
-          </w:p>
-        </w:tc>
-        <w:tc>
-          <w:tcPr>
-            <w:tcBorders>
-              <w:top w:color="000000" w:space="0" w:sz="0" w:val="nil"/>
-              <w:left w:color="000000" w:space="0" w:sz="0" w:val="nil"/>
-              <w:bottom w:color="000000" w:space="0" w:sz="0" w:val="nil"/>
-              <w:right w:color="000000" w:space="0" w:sz="0" w:val="nil"/>
-            </w:tcBorders>
-            <w:tcMar>
-              <w:top w:w="40.0" w:type="dxa"/>
-              <w:left w:w="0.0" w:type="dxa"/>
-              <w:bottom w:w="40.0" w:type="dxa"/>
-              <w:right w:w="0.0" w:type="dxa"/>
-            </w:tcMar>
-          </w:tcPr>
-          <w:p>
-            <w:pPr>
-              <w:rPr/>
-            </w:pPr>
-            <w:r>
-              <w:rPr>
-                <w:rFonts w:ascii="Arial" w:cs="Arial" w:eastAsia="Arial" w:hAnsi="Arial"/>
-                <w:rtl w:val="0"/>
-              </w:rPr>
-              <w:t xml:space="preserve">VII / D</w:t>
-            </w:r>
-            <w:r>
-              <w:rPr>
-                <w:rtl w:val="0"/>
-              </w:rPr>
-            </w:r>
-          </w:p>
-        </w:tc>
-      </w:tr>
-      <w:tr>
-        <w:trPr>
-          <w:cantSplit w:val="0"/>
-          <w:tblHeader w:val="0"/>
-        </w:trPr>
-        <w:tc>
-          <w:tcPr>
-            <w:tcBorders>
-              <w:top w:color="000000" w:space="0" w:sz="0" w:val="nil"/>
-              <w:left w:color="000000" w:space="0" w:sz="0" w:val="nil"/>
-              <w:bottom w:color="000000" w:space="0" w:sz="0" w:val="nil"/>
-              <w:right w:color="000000" w:space="0" w:sz="0" w:val="nil"/>
-            </w:tcBorders>
-            <w:tcMar>
-              <w:top w:w="40.0" w:type="dxa"/>
-              <w:left w:w="0.0" w:type="dxa"/>
-              <w:bottom w:w="40.0" w:type="dxa"/>
-              <w:right w:w="0.0" w:type="dxa"/>
-            </w:tcMar>
-          </w:tcPr>
-          <w:p>
-            <w:pPr>
-              <w:rPr/>
-            </w:pPr>
-            <w:r>
-              <w:rPr>
-                <w:rFonts w:ascii="Arial" w:cs="Arial" w:eastAsia="Arial" w:hAnsi="Arial"/>
-                <w:b w:val="1"/>
-                <w:bCs w:val="1"/>
-                <w:rtl w:val="0"/>
-              </w:rPr>
-              <w:t xml:space="preserve">Tahun Ajaran</w:t>
-            </w:r>
-            <w:r>
-              <w:rPr>
-                <w:rtl w:val="0"/>
-              </w:rPr>
-            </w:r>
-          </w:p>
-        </w:tc>
-        <w:tc>
-          <w:tcPr>
-            <w:tcBorders>
-              <w:top w:color="000000" w:space="0" w:sz="0" w:val="nil"/>
-              <w:left w:color="000000" w:space="0" w:sz="0" w:val="nil"/>
-              <w:bottom w:color="000000" w:space="0" w:sz="0" w:val="nil"/>
-              <w:right w:color="000000" w:space="0" w:sz="0" w:val="nil"/>
-            </w:tcBorders>
-            <w:tcMar>
-              <w:top w:w="40.0" w:type="dxa"/>
-              <w:left w:w="0.0" w:type="dxa"/>
-              <w:bottom w:w="40.0" w:type="dxa"/>
-              <w:right w:w="0.0" w:type="dxa"/>
-            </w:tcMar>
-          </w:tcPr>
-          <w:p>
-            <w:pPr>
-              <w:rPr/>
-            </w:pPr>
-            <w:r>
-              <w:rPr>
-                <w:rFonts w:ascii="Arial" w:cs="Arial" w:eastAsia="Arial" w:hAnsi="Arial"/>
-                <w:rtl w:val="0"/>
-              </w:rPr>
-              <w:t xml:space="preserve">:</w:t>
-            </w:r>
-            <w:r>
-              <w:rPr>
-                <w:rtl w:val="0"/>
-              </w:rPr>
-            </w:r>
-          </w:p>
-        </w:tc>
-        <w:tc>
-          <w:tcPr>
-            <w:tcBorders>
-              <w:top w:color="000000" w:space="0" w:sz="0" w:val="nil"/>
-              <w:left w:color="000000" w:space="0" w:sz="0" w:val="nil"/>
-              <w:bottom w:color="000000" w:space="0" w:sz="0" w:val="nil"/>
-              <w:right w:color="000000" w:space="0" w:sz="0" w:val="nil"/>
-            </w:tcBorders>
-            <w:tcMar>
-              <w:top w:w="40.0" w:type="dxa"/>
-              <w:left w:w="0.0" w:type="dxa"/>
-              <w:bottom w:w="40.0" w:type="dxa"/>
-              <w:right w:w="0.0" w:type="dxa"/>
-            </w:tcMar>
-          </w:tcPr>
-          <w:p>
-            <w:pPr>
-              <w:rPr/>
-            </w:pPr>
-            <w:r>
-              <w:rPr>
-                <w:rFonts w:ascii="Arial" w:cs="Arial" w:eastAsia="Arial" w:hAnsi="Arial"/>
-                <w:rtl w:val="0"/>
-              </w:rPr>
-              <w:t xml:space="preserve">2026/2027</w:t>
-            </w:r>
-            <w:r>
-              <w:rPr>
-                <w:rtl w:val="0"/>
-              </w:rPr>
-            </w:r>
-          </w:p>
-        </w:tc>
-      </w:tr>
-      <w:tr>
-        <w:trPr>
-          <w:cantSplit w:val="0"/>
-          <w:tblHeader w:val="0"/>
-        </w:trPr>
-        <w:tc>
-          <w:tcPr>
-            <w:tcBorders>
-              <w:top w:color="000000" w:space="0" w:sz="0" w:val="nil"/>
-              <w:left w:color="000000" w:space="0" w:sz="0" w:val="nil"/>
-              <w:bottom w:color="000000" w:space="0" w:sz="0" w:val="nil"/>
-              <w:right w:color="000000" w:space="0" w:sz="0" w:val="nil"/>
-            </w:tcBorders>
-            <w:tcMar>
-              <w:top w:w="40.0" w:type="dxa"/>
-              <w:left w:w="0.0" w:type="dxa"/>
-              <w:bottom w:w="40.0" w:type="dxa"/>
-              <w:right w:w="0.0" w:type="dxa"/>
-            </w:tcMar>
-          </w:tcPr>
-          <w:p>
-            <w:pPr>
-              <w:rPr/>
-            </w:pPr>
-            <w:r>
-              <w:rPr>
-                <w:rFonts w:ascii="Arial" w:cs="Arial" w:eastAsia="Arial" w:hAnsi="Arial"/>
-                <w:b w:val="1"/>
-                <w:bCs w:val="1"/>
-                <w:rtl w:val="0"/>
-              </w:rPr>
-              <w:t xml:space="preserve">Jumlah Jam Pelajaran per Minggu</w:t>
-            </w:r>
-            <w:r>
-              <w:rPr>
-                <w:rtl w:val="0"/>
-              </w:rPr>
-            </w:r>
-          </w:p>
-        </w:tc>
-        <w:tc>
-          <w:tcPr>
-            <w:tcBorders>
-              <w:top w:color="000000" w:space="0" w:sz="0" w:val="nil"/>
-              <w:left w:color="000000" w:space="0" w:sz="0" w:val="nil"/>
-              <w:bottom w:color="000000" w:space="0" w:sz="0" w:val="nil"/>
-              <w:right w:color="000000" w:space="0" w:sz="0" w:val="nil"/>
-            </w:tcBorders>
-            <w:tcMar>
-              <w:top w:w="40.0" w:type="dxa"/>
-              <w:left w:w="0.0" w:type="dxa"/>
-              <w:bottom w:w="40.0" w:type="dxa"/>
-              <w:right w:w="0.0" w:type="dxa"/>
-            </w:tcMar>
-          </w:tcPr>
-          <w:p>
-            <w:pPr>
-              <w:rPr/>
-            </w:pPr>
-            <w:r>
-              <w:rPr>
-                <w:rFonts w:ascii="Arial" w:cs="Arial" w:eastAsia="Arial" w:hAnsi="Arial"/>
-                <w:rtl w:val="0"/>
-              </w:rPr>
-              <w:t xml:space="preserve">:</w:t>
-            </w:r>
-            <w:r>
-              <w:rPr>
-                <w:rtl w:val="0"/>
-              </w:rPr>
-            </w:r>
-          </w:p>
-        </w:tc>
-        <w:tc>
-          <w:tcPr>
-            <w:tcBorders>
-              <w:top w:color="000000" w:space="0" w:sz="0" w:val="nil"/>
-              <w:left w:color="000000" w:space="0" w:sz="0" w:val="nil"/>
-              <w:bottom w:color="000000" w:space="0" w:sz="0" w:val="nil"/>
-              <w:right w:color="000000" w:space="0" w:sz="0" w:val="nil"/>
-            </w:tcBorders>
-            <w:tcMar>
-              <w:top w:w="40.0" w:type="dxa"/>
-              <w:left w:w="0.0" w:type="dxa"/>
-              <w:bottom w:w="40.0" w:type="dxa"/>
-              <w:right w:w="0.0" w:type="dxa"/>
-            </w:tcMar>
-          </w:tcPr>
-          <w:p>
-            <w:pPr>
-              <w:rPr/>
-            </w:pPr>
-            <w:r>
-              <w:rPr>
-                <w:rFonts w:ascii="Arial" w:cs="Arial" w:eastAsia="Arial" w:hAnsi="Arial"/>
-                <w:rtl w:val="0"/>
-              </w:rPr>
-              <w:t xml:space="preserve">3 JP (3 x 40 menit)</w:t>
-            </w:r>
-            <w:r>
-              <w:rPr>
-                <w:rtl w:val="0"/>
-              </w:rPr>
-            </w:r>
-          </w:p>
-        </w:tc>
-      </w:tr>
-      <w:tr>
-        <w:trPr>
-          <w:cantSplit w:val="0"/>
-          <w:tblHeader w:val="0"/>
-        </w:trPr>
-        <w:tc>
-          <w:tcPr>
-            <w:tcBorders>
-              <w:top w:color="000000" w:space="0" w:sz="0" w:val="nil"/>
-              <w:left w:color="000000" w:space="0" w:sz="0" w:val="nil"/>
-              <w:bottom w:color="000000" w:space="0" w:sz="0" w:val="nil"/>
-              <w:right w:color="000000" w:space="0" w:sz="0" w:val="nil"/>
-            </w:tcBorders>
-            <w:tcMar>
-              <w:top w:w="40.0" w:type="dxa"/>
-              <w:left w:w="0.0" w:type="dxa"/>
-              <w:bottom w:w="40.0" w:type="dxa"/>
-              <w:right w:w="0.0" w:type="dxa"/>
-            </w:tcMar>
-          </w:tcPr>
-          <w:p>
-            <w:pPr>
-              <w:rPr/>
-            </w:pPr>
-            <w:r>
-              <w:rPr>
-                <w:rFonts w:ascii="Arial" w:cs="Arial" w:eastAsia="Arial" w:hAnsi="Arial"/>
-                <w:b w:val="1"/>
-                <w:bCs w:val="1"/>
-                <w:rtl w:val="0"/>
-              </w:rPr>
-              <w:t xml:space="preserve">Penyusun</w:t>
-            </w:r>
-            <w:r>
-              <w:rPr>
-                <w:rtl w:val="0"/>
-              </w:rPr>
-            </w:r>
-          </w:p>
-        </w:tc>
-        <w:tc>
-          <w:tcPr>
-            <w:tcBorders>
-              <w:top w:color="000000" w:space="0" w:sz="0" w:val="nil"/>
-              <w:left w:color="000000" w:space="0" w:sz="0" w:val="nil"/>
-              <w:bottom w:color="000000" w:space="0" w:sz="0" w:val="nil"/>
-              <w:right w:color="000000" w:space="0" w:sz="0" w:val="nil"/>
-            </w:tcBorders>
-            <w:tcMar>
-              <w:top w:w="40.0" w:type="dxa"/>
-              <w:left w:w="0.0" w:type="dxa"/>
-              <w:bottom w:w="40.0" w:type="dxa"/>
-              <w:right w:w="0.0" w:type="dxa"/>
-            </w:tcMar>
-          </w:tcPr>
-          <w:p>
-            <w:pPr>
-              <w:rPr/>
-            </w:pPr>
-            <w:r>
-              <w:rPr>
-                <w:rFonts w:ascii="Arial" w:cs="Arial" w:eastAsia="Arial" w:hAnsi="Arial"/>
-                <w:rtl w:val="0"/>
-              </w:rPr>
-              <w:t xml:space="preserve">:</w:t>
-            </w:r>
-            <w:r>
-              <w:rPr>
-                <w:rtl w:val="0"/>
-              </w:rPr>
-            </w:r>
-          </w:p>
-        </w:tc>
-        <w:tc>
-          <w:tcPr>
-            <w:tcBorders>
-              <w:top w:color="000000" w:space="0" w:sz="0" w:val="nil"/>
-              <w:left w:color="000000" w:space="0" w:sz="0" w:val="nil"/>
-              <w:bottom w:color="000000" w:space="0" w:sz="0" w:val="nil"/>
-              <w:right w:color="000000" w:space="0" w:sz="0" w:val="nil"/>
-            </w:tcBorders>
-            <w:tcMar>
-              <w:top w:w="40.0" w:type="dxa"/>
-              <w:left w:w="0.0" w:type="dxa"/>
-              <w:bottom w:w="40.0" w:type="dxa"/>
-              <w:right w:w="0.0" w:type="dxa"/>
-            </w:tcMar>
-          </w:tcPr>
-          <w:p>
-            <w:pPr>
-              <w:rPr/>
-            </w:pPr>
-            <w:r>
-              <w:rPr>
-                <w:rFonts w:ascii="Arial" w:cs="Arial" w:eastAsia="Arial" w:hAnsi="Arial"/>
-                <w:rtl w:val="0"/>
-              </w:rPr>
-              <w:t xml:space="preserve">Syaekudin, S.Ag., M.Pd.I.</w:t>
-            </w:r>
-            <w:r>
-              <w:rPr>
-                <w:rtl w:val="0"/>
-              </w:rPr>
-            </w:r>
-          </w:p>
-        </w:tc>
-      </w:tr>
-    </w:tbl>
     <w:p>
       <w:pPr>
         <w:spacing w:after="150" w:before="300" w:lineRule="auto"/>
@@ -778,7 +107,7 @@
           <w:rFonts w:ascii="Arial" w:cs="Arial" w:eastAsia="Arial" w:hAnsi="Arial"/>
           <w:rtl w:val="0"/>
         </w:rPr>
-        <w:t xml:space="preserve">TP dan IKTP disusun dalam satu kolom (IKTP dirinci di bawah TP) berdasarkan dokumen IKTP Fase D CP 020_2026 Semester 1 dan Semester 2 untuk Kelas VII. Alokasi minggu elemen Al-Qur'an Hadis pada Semester 1 mengacu pada dokumen IKTP CP 046 (Revisi) karena kolom Alokasi Waktu pada dokumen CP 020_2026 Semester 1 untuk elemen ini kosong. Setiap minggu dialokasikan 3 JP x 40 menit.</w:t>
+        <w:t>TP dan IKTP disusun dalam satu kolom (IKTP dirinci di bawah TP) berdasarkan dokumen IKTP Fase D CP 020_2026 Semester 1 dan Semester 2 untuk Kelas VII. Alokasi minggu elemen Al-Qur'an hadits pada Semester 1 mengacu pada dokumen IKTP CP 046 (Revisi) karena kolom Alokasi Waktu pada dokumen CP 020_2026 Semester 1 untuk elemen ini kosong. Setiap minggu dialokasikan 3 JP x 40 menit.</w:t>
       </w:r>
       <w:r>
         <w:rPr>
@@ -1170,7 +499,7 @@
                 <w:szCs w:val="18"/>
                 <w:rtl w:val="0"/>
               </w:rPr>
-              <w:t xml:space="preserve">Al-Qur'an Hadis</w:t>
+              <w:t>Al-Qur'an hadits</w:t>
             </w:r>
             <w:r>
               <w:rPr>
@@ -1210,16 +539,15 @@
                 <w:szCs w:val="18"/>
                 <w:rtl w:val="0"/>
               </w:rPr>
-              <w:t xml:space="preserve">TP: </w:t>
-            </w:r>
-            <w:r>
-              <w:rPr>
-                <w:rFonts w:ascii="Arial" w:cs="Arial" w:eastAsia="Arial" w:hAnsi="Arial"/>
-                <w:sz w:val="18"/>
-                <w:szCs w:val="18"/>
-                <w:rtl w:val="0"/>
-              </w:rPr>
-              <w:t xml:space="preserve">Membaca, menghafal, menulis, dan menjelaskan ayat Al-Qur'an dan hadis terkait dengan pentingnya iman dalam kehidupan seorang Muslim.</w:t>
+              <w:t>TP: Membaca, menghafal, menulis, dan menjelaskan ayat Al-Qur'an dan hadits terkait dengan pentingnya iman dalam kehidupan seorang Muslim.</w:t>
+            </w:r>
+            <w:r>
+              <w:rPr>
+                <w:rFonts w:ascii="Arial" w:cs="Arial" w:eastAsia="Arial" w:hAnsi="Arial"/>
+                <w:sz w:val="18"/>
+                <w:szCs w:val="18"/>
+                <w:rtl w:val="0"/>
+              </w:rPr>
             </w:r>
             <w:r>
               <w:rPr>
@@ -1321,7 +649,7 @@
                 <w:szCs w:val="17"/>
                 <w:rtl w:val="0"/>
               </w:rPr>
-              <w:t xml:space="preserve">4. Menguraikan kandungan makna QS al-Baqarah/2: 285 dan hadis terkait mengenai pentingnya iman dalam kehidupan sehari-hari.</w:t>
+              <w:t>4. Menguraikan kandungan makna QS al-Baqarah/2: 285 dan hadits terkait mengenai pentingnya iman dalam kehidupan sehari-hari.</w:t>
             </w:r>
             <w:r>
               <w:rPr>
@@ -1562,16 +890,15 @@
                 <w:szCs w:val="18"/>
                 <w:rtl w:val="0"/>
               </w:rPr>
-              <w:t xml:space="preserve">TP: </w:t>
-            </w:r>
-            <w:r>
-              <w:rPr>
-                <w:rFonts w:ascii="Arial" w:cs="Arial" w:eastAsia="Arial" w:hAnsi="Arial"/>
-                <w:sz w:val="18"/>
-                <w:szCs w:val="18"/>
-                <w:rtl w:val="0"/>
-              </w:rPr>
-              <w:t xml:space="preserve">Meyakini dan merefleksikan makna iman kepada Allah Swt. melalui sifat-sifat-Nya dan hal-hal yang dapat meneguhkan iman.</w:t>
+              <w:t>TP: Meyakini dan merefleksikan makna iman kepada Alloh Subhanahu Wata'ala melalui sifat-sifat-Nya dan hal-hal yang dapat meneguhkan iman.</w:t>
+            </w:r>
+            <w:r>
+              <w:rPr>
+                <w:rFonts w:ascii="Arial" w:cs="Arial" w:eastAsia="Arial" w:hAnsi="Arial"/>
+                <w:sz w:val="18"/>
+                <w:szCs w:val="18"/>
+                <w:rtl w:val="0"/>
+              </w:rPr>
             </w:r>
             <w:r>
               <w:rPr>
@@ -1613,7 +940,7 @@
                 <w:szCs w:val="17"/>
                 <w:rtl w:val="0"/>
               </w:rPr>
-              <w:t xml:space="preserve">1. Menjelaskan makna iman kepada Allah Swt.</w:t>
+              <w:t>1. Menjelaskan makna iman kepada Alloh Subhanahu Wata'ala</w:t>
             </w:r>
             <w:r>
               <w:rPr>
@@ -2226,16 +1553,15 @@
                 <w:szCs w:val="18"/>
                 <w:rtl w:val="0"/>
               </w:rPr>
-              <w:t xml:space="preserve">TP: </w:t>
-            </w:r>
-            <w:r>
-              <w:rPr>
-                <w:rFonts w:ascii="Arial" w:cs="Arial" w:eastAsia="Arial" w:hAnsi="Arial"/>
-                <w:sz w:val="18"/>
-                <w:szCs w:val="18"/>
-                <w:rtl w:val="0"/>
-              </w:rPr>
-              <w:t xml:space="preserve">Menerapkan ketentuan sujud di luar rukun salat.</w:t>
+              <w:t>TP: Menerapkan ketentuan sujud di luar rukun sholat.</w:t>
+            </w:r>
+            <w:r>
+              <w:rPr>
+                <w:rFonts w:ascii="Arial" w:cs="Arial" w:eastAsia="Arial" w:hAnsi="Arial"/>
+                <w:sz w:val="18"/>
+                <w:szCs w:val="18"/>
+                <w:rtl w:val="0"/>
+              </w:rPr>
             </w:r>
             <w:r>
               <w:rPr>
@@ -2277,7 +1603,7 @@
                 <w:szCs w:val="17"/>
                 <w:rtl w:val="0"/>
               </w:rPr>
-              <w:t xml:space="preserve">1. Membedakan jenis-jenis sujud di luar salat (sujud syukur, sujud sahwi, dan sujud tilawah).</w:t>
+              <w:t>1. Membedakan jenis-jenis sujud di luar sholat (sujud syukur, sujud sahwi, dan sujud tilawah).</w:t>
             </w:r>
             <w:r>
               <w:rPr>
@@ -2355,7 +1681,7 @@
                 <w:szCs w:val="18"/>
                 <w:rtl w:val="0"/>
               </w:rPr>
-              <w:t xml:space="preserve">Ketentuan Sujud di Luar Rukun Salat (Sahwi, Tilawah, Syukur)</w:t>
+              <w:t>Ketentuan Sujud di Luar Rukun sholat (Sahwi, Tilawah, Syukur)</w:t>
             </w:r>
             <w:r>
               <w:rPr>
@@ -3290,7 +2616,7 @@
                 <w:szCs w:val="18"/>
                 <w:rtl w:val="0"/>
               </w:rPr>
-              <w:t xml:space="preserve">Al-Qur'an Hadis</w:t>
+              <w:t>Al-Qur'an hadits</w:t>
             </w:r>
             <w:r>
               <w:rPr>
@@ -3330,16 +2656,15 @@
                 <w:szCs w:val="18"/>
                 <w:rtl w:val="0"/>
               </w:rPr>
-              <w:t xml:space="preserve">TP: </w:t>
-            </w:r>
-            <w:r>
-              <w:rPr>
-                <w:rFonts w:ascii="Arial" w:cs="Arial" w:eastAsia="Arial" w:hAnsi="Arial"/>
-                <w:sz w:val="18"/>
-                <w:szCs w:val="18"/>
-                <w:rtl w:val="0"/>
-              </w:rPr>
-              <w:t xml:space="preserve">Membaca, menghafal, menulis, dan menjelaskan ayat Al-Qur'an dan hadis terkait dengan pentingnya takwa kepada Allah Swt.</w:t>
+              <w:t>TP: Membaca, menghafal, menulis, dan menjelaskan ayat Al-Qur'an dan hadits terkait dengan pentingnya takwa kepada Alloh Subhanahu Wata'ala</w:t>
+            </w:r>
+            <w:r>
+              <w:rPr>
+                <w:rFonts w:ascii="Arial" w:cs="Arial" w:eastAsia="Arial" w:hAnsi="Arial"/>
+                <w:sz w:val="18"/>
+                <w:szCs w:val="18"/>
+                <w:rtl w:val="0"/>
+              </w:rPr>
             </w:r>
             <w:r>
               <w:rPr>
@@ -3441,7 +2766,7 @@
                 <w:szCs w:val="17"/>
                 <w:rtl w:val="0"/>
               </w:rPr>
-              <w:t xml:space="preserve">4. Menganalisis kandungan makna QS Āli 'Imrān/3: 102 dan hadis terkait mengenai pentingnya takwa kepada Allah Swt. dalam kehidupan sehari-hari.</w:t>
+              <w:t>4. Menganalisis kandungan makna QS Āli 'Imrān/3: 102 dan hadits terkait mengenai pentingnya takwa kepada Alloh Subhanahu Wata'ala dalam kehidupan sehari-hari.</w:t>
             </w:r>
             <w:r>
               <w:rPr>
@@ -3682,16 +3007,15 @@
                 <w:szCs w:val="18"/>
                 <w:rtl w:val="0"/>
               </w:rPr>
-              <w:t xml:space="preserve">TP: </w:t>
-            </w:r>
-            <w:r>
-              <w:rPr>
-                <w:rFonts w:ascii="Arial" w:cs="Arial" w:eastAsia="Arial" w:hAnsi="Arial"/>
-                <w:sz w:val="18"/>
-                <w:szCs w:val="18"/>
-                <w:rtl w:val="0"/>
-              </w:rPr>
-              <w:t xml:space="preserve">Meyakini dan merefleksikan makna iman kepada malaikat-malaikat Allah Swt.</w:t>
+              <w:t>TP: Meyakini dan merefleksikan makna iman kepada malaikat-malaikat Alloh Subhanahu Wata'ala</w:t>
+            </w:r>
+            <w:r>
+              <w:rPr>
+                <w:rFonts w:ascii="Arial" w:cs="Arial" w:eastAsia="Arial" w:hAnsi="Arial"/>
+                <w:sz w:val="18"/>
+                <w:szCs w:val="18"/>
+                <w:rtl w:val="0"/>
+              </w:rPr>
             </w:r>
             <w:r>
               <w:rPr>
@@ -3733,7 +3057,7 @@
                 <w:szCs w:val="17"/>
                 <w:rtl w:val="0"/>
               </w:rPr>
-              <w:t xml:space="preserve">1. Menjelaskan makna dan dalil iman kepada malaikat-malaikat Allah Swt.</w:t>
+              <w:t>1. Menjelaskan makna dan dalil iman kepada malaikat-malaikat Alloh Subhanahu Wata'ala</w:t>
             </w:r>
             <w:r>
               <w:rPr>
@@ -4417,7 +3741,7 @@
                 <w:szCs w:val="17"/>
                 <w:rtl w:val="0"/>
               </w:rPr>
-              <w:t xml:space="preserve">2. Membedakan ketentuan salat jamak dan qasar beserta sebab-sebab yang membolehkannya.</w:t>
+              <w:t>2. Membedakan ketentuan sholat jamak dan qasar beserta sebab-sebab yang membolehkannya.</w:t>
             </w:r>
             <w:r>
               <w:rPr>
@@ -4437,7 +3761,7 @@
                 <w:szCs w:val="17"/>
                 <w:rtl w:val="0"/>
               </w:rPr>
-              <w:t xml:space="preserve">3. Mendemonstrasikan praktik salat jamak dan qasar sesuai ketentuan syariat.</w:t>
+              <w:t>3. Mendemonstrasikan praktik sholat jamak dan qasar sesuai ketentuan syariat.</w:t>
             </w:r>
             <w:r>
               <w:rPr>
@@ -4475,7 +3799,7 @@
                 <w:szCs w:val="18"/>
                 <w:rtl w:val="0"/>
               </w:rPr>
-              <w:t xml:space="preserve">Rukhsah dalam Ibadah (Jamak dan Qasar Salat)</w:t>
+              <w:t>Rukhsah dalam Ibadah (Jamak dan Qasar sholat)</w:t>
             </w:r>
             <w:r>
               <w:rPr>
@@ -5790,299 +5114,6 @@
         </w:rPr>
       </w:r>
     </w:p>
-    <w:tbl>
-      <w:tblPr>
-        <w:tblStyle w:val="Table5"/>
-        <w:tblW w:w="9638.0" w:type="dxa"/>
-        <w:jc w:val="left"/>
-        <w:tblBorders>
-          <w:top w:color="000000" w:space="0" w:sz="4" w:val="single"/>
-          <w:left w:color="000000" w:space="0" w:sz="4" w:val="single"/>
-          <w:bottom w:color="000000" w:space="0" w:sz="4" w:val="single"/>
-          <w:right w:color="000000" w:space="0" w:sz="4" w:val="single"/>
-          <w:insideH w:color="000000" w:space="0" w:sz="4" w:val="single"/>
-          <w:insideV w:color="000000" w:space="0" w:sz="4" w:val="single"/>
-        </w:tblBorders>
-        <w:tblLayout w:type="fixed"/>
-        <w:tblLook w:val="0000"/>
-      </w:tblPr>
-      <w:tblGrid>
-        <w:gridCol w:w="1000"/>
-        <w:gridCol w:w="2700"/>
-        <w:gridCol w:w="2738"/>
-        <w:gridCol w:w="3200"/>
-        <w:tblGridChange w:id="0">
-          <w:tblGrid>
-            <w:gridCol w:w="1000"/>
-            <w:gridCol w:w="2700"/>
-            <w:gridCol w:w="2738"/>
-            <w:gridCol w:w="3200"/>
-          </w:tblGrid>
-        </w:tblGridChange>
-      </w:tblGrid>
-      <w:tr>
-        <w:trPr>
-          <w:cantSplit w:val="0"/>
-          <w:tblHeader w:val="0"/>
-        </w:trPr>
-        <w:tc>
-          <w:tcPr>
-            <w:tcBorders>
-              <w:top w:color="000000" w:space="0" w:sz="0" w:val="nil"/>
-              <w:left w:color="000000" w:space="0" w:sz="0" w:val="nil"/>
-              <w:bottom w:color="000000" w:space="0" w:sz="0" w:val="nil"/>
-              <w:right w:color="000000" w:space="0" w:sz="0" w:val="nil"/>
-            </w:tcBorders>
-            <w:tcMar>
-              <w:top w:w="0.0" w:type="dxa"/>
-              <w:bottom w:w="0.0" w:type="dxa"/>
-            </w:tcMar>
-          </w:tcPr>
-          <w:p>
-            <w:pPr>
-              <w:rPr/>
-            </w:pPr>
-            <w:r>
-              <w:rPr>
-                <w:rtl w:val="0"/>
-              </w:rPr>
-            </w:r>
-          </w:p>
-        </w:tc>
-        <w:tc>
-          <w:tcPr>
-            <w:tcBorders>
-              <w:top w:color="000000" w:space="0" w:sz="0" w:val="nil"/>
-              <w:left w:color="000000" w:space="0" w:sz="0" w:val="nil"/>
-              <w:bottom w:color="000000" w:space="0" w:sz="0" w:val="nil"/>
-              <w:right w:color="000000" w:space="0" w:sz="0" w:val="nil"/>
-            </w:tcBorders>
-            <w:tcMar>
-              <w:top w:w="0.0" w:type="dxa"/>
-              <w:bottom w:w="0.0" w:type="dxa"/>
-            </w:tcMar>
-          </w:tcPr>
-          <w:p>
-            <w:pPr>
-              <w:rPr/>
-            </w:pPr>
-            <w:r>
-              <w:rPr>
-                <w:rFonts w:ascii="Arial" w:cs="Arial" w:eastAsia="Arial" w:hAnsi="Arial"/>
-                <w:sz w:val="16"/>
-                <w:szCs w:val="16"/>
-                <w:rtl w:val="0"/>
-              </w:rPr>
-              <w:t xml:space="preserve">Mengetahui,</w:t>
-            </w:r>
-            <w:r>
-              <w:rPr>
-                <w:rtl w:val="0"/>
-              </w:rPr>
-            </w:r>
-          </w:p>
-          <w:p>
-            <w:pPr>
-              <w:rPr/>
-            </w:pPr>
-            <w:r>
-              <w:rPr>
-                <w:rFonts w:ascii="Arial" w:cs="Arial" w:eastAsia="Arial" w:hAnsi="Arial"/>
-                <w:sz w:val="16"/>
-                <w:szCs w:val="16"/>
-                <w:rtl w:val="0"/>
-              </w:rPr>
-              <w:t xml:space="preserve">Kepala SMP Negeri 1 Kebonagung,</w:t>
-            </w:r>
-            <w:r>
-              <w:rPr>
-                <w:rtl w:val="0"/>
-              </w:rPr>
-            </w:r>
-          </w:p>
-          <w:p>
-            <w:pPr>
-              <w:spacing w:after="800" w:lineRule="auto"/>
-              <w:rPr/>
-            </w:pPr>
-            <w:r>
-              <w:rPr>
-                <w:rtl w:val="0"/>
-              </w:rPr>
-            </w:r>
-          </w:p>
-          <w:p>
-            <w:pPr>
-              <w:rPr/>
-            </w:pPr>
-            <w:r>
-              <w:rPr>
-                <w:rFonts w:ascii="Arial" w:cs="Arial" w:eastAsia="Arial" w:hAnsi="Arial"/>
-                <w:b w:val="1"/>
-                <w:bCs w:val="1"/>
-                <w:sz w:val="16"/>
-                <w:szCs w:val="16"/>
-                <w:u w:val="single"/>
-                <w:rtl w:val="0"/>
-              </w:rPr>
-              <w:t xml:space="preserve">Priyantono, S.Pd., M.Pd.</w:t>
-            </w:r>
-            <w:r>
-              <w:rPr>
-                <w:rtl w:val="0"/>
-              </w:rPr>
-            </w:r>
-          </w:p>
-          <w:p>
-            <w:pPr>
-              <w:rPr/>
-            </w:pPr>
-            <w:r>
-              <w:rPr>
-                <w:rFonts w:ascii="Arial" w:cs="Arial" w:eastAsia="Arial" w:hAnsi="Arial"/>
-                <w:sz w:val="16"/>
-                <w:szCs w:val="16"/>
-                <w:rtl w:val="0"/>
-              </w:rPr>
-              <w:t xml:space="preserve">NIP. 196902251994031005</w:t>
-            </w:r>
-            <w:r>
-              <w:rPr>
-                <w:rtl w:val="0"/>
-              </w:rPr>
-            </w:r>
-          </w:p>
-        </w:tc>
-        <w:tc>
-          <w:tcPr>
-            <w:tcBorders>
-              <w:top w:color="000000" w:space="0" w:sz="0" w:val="nil"/>
-              <w:left w:color="000000" w:space="0" w:sz="0" w:val="nil"/>
-              <w:bottom w:color="000000" w:space="0" w:sz="0" w:val="nil"/>
-              <w:right w:color="000000" w:space="0" w:sz="0" w:val="nil"/>
-            </w:tcBorders>
-            <w:tcMar>
-              <w:top w:w="0.0" w:type="dxa"/>
-              <w:bottom w:w="0.0" w:type="dxa"/>
-            </w:tcMar>
-          </w:tcPr>
-          <w:p>
-            <w:pPr>
-              <w:rPr/>
-            </w:pPr>
-            <w:r>
-              <w:rPr>
-                <w:rtl w:val="0"/>
-              </w:rPr>
-            </w:r>
-          </w:p>
-        </w:tc>
-        <w:tc>
-          <w:tcPr>
-            <w:tcBorders>
-              <w:top w:color="000000" w:space="0" w:sz="0" w:val="nil"/>
-              <w:left w:color="000000" w:space="0" w:sz="0" w:val="nil"/>
-              <w:bottom w:color="000000" w:space="0" w:sz="0" w:val="nil"/>
-              <w:right w:color="000000" w:space="0" w:sz="0" w:val="nil"/>
-            </w:tcBorders>
-            <w:tcMar>
-              <w:top w:w="0.0" w:type="dxa"/>
-              <w:bottom w:w="0.0" w:type="dxa"/>
-            </w:tcMar>
-          </w:tcPr>
-          <w:p>
-            <w:pPr>
-              <w:rPr/>
-            </w:pPr>
-            <w:r>
-              <w:rPr>
-                <w:rFonts w:ascii="Arial" w:cs="Arial" w:eastAsia="Arial" w:hAnsi="Arial"/>
-                <w:sz w:val="16"/>
-                <w:szCs w:val="16"/>
-                <w:rtl w:val="0"/>
-              </w:rPr>
-              <w:t xml:space="preserve">Demak, Juli 2026</w:t>
-            </w:r>
-            <w:r>
-              <w:rPr>
-                <w:rtl w:val="0"/>
-              </w:rPr>
-            </w:r>
-          </w:p>
-          <w:p>
-            <w:pPr>
-              <w:rPr/>
-            </w:pPr>
-            <w:r>
-              <w:rPr>
-                <w:rFonts w:ascii="Arial" w:cs="Arial" w:eastAsia="Arial" w:hAnsi="Arial"/>
-                <w:sz w:val="16"/>
-                <w:szCs w:val="16"/>
-                <w:rtl w:val="0"/>
-              </w:rPr>
-              <w:t xml:space="preserve">Guru Mata Pelajaran PAI dan Budi Pekerti,</w:t>
-            </w:r>
-            <w:r>
-              <w:rPr>
-                <w:rtl w:val="0"/>
-              </w:rPr>
-            </w:r>
-          </w:p>
-          <w:p>
-            <w:pPr>
-              <w:spacing w:after="800" w:lineRule="auto"/>
-              <w:rPr/>
-            </w:pPr>
-            <w:r>
-              <w:rPr>
-                <w:rtl w:val="0"/>
-              </w:rPr>
-            </w:r>
-          </w:p>
-          <w:p>
-            <w:pPr>
-              <w:rPr/>
-            </w:pPr>
-            <w:r>
-              <w:rPr>
-                <w:rFonts w:ascii="Arial" w:cs="Arial" w:eastAsia="Arial" w:hAnsi="Arial"/>
-                <w:b w:val="1"/>
-                <w:bCs w:val="1"/>
-                <w:sz w:val="16"/>
-                <w:szCs w:val="16"/>
-                <w:u w:val="single"/>
-                <w:rtl w:val="0"/>
-              </w:rPr>
-              <w:t xml:space="preserve">Syaekudin, S.Ag., M.Pd.I.</w:t>
-            </w:r>
-            <w:r>
-              <w:rPr>
-                <w:rtl w:val="0"/>
-              </w:rPr>
-            </w:r>
-          </w:p>
-          <w:p>
-            <w:pPr>
-              <w:rPr/>
-            </w:pPr>
-            <w:r>
-              <w:rPr>
-                <w:rFonts w:ascii="Arial" w:cs="Arial" w:eastAsia="Arial" w:hAnsi="Arial"/>
-                <w:sz w:val="16"/>
-                <w:szCs w:val="16"/>
-                <w:rtl w:val="0"/>
-              </w:rPr>
-              <w:t xml:space="preserve">NIP. 197209052005011004</w:t>
-            </w:r>
-            <w:r>
-              <w:rPr>
-                <w:rtl w:val="0"/>
-              </w:rPr>
-            </w:r>
-          </w:p>
-        </w:tc>
-      </w:tr>
-    </w:tbl>
     <w:p>
       <w:pPr>
         <w:rPr/>
